--- a/docs/glorieux-variatheme-rougemont.docx
+++ b/docs/glorieux-variatheme-rougemont.docx
@@ -78,16 +78,29 @@
         <w:t xml:space="preserve"> souvent</w:t>
       </w:r>
       <w:r>
-        <w:t xml:space="preserve"> des malentendus, plus compris selon les besoins culturels d’une époque ou d’un lecteur que les raisons internes de </w:t>
-      </w:r>
-      <w:proofErr w:type="spellStart"/>
-      <w:r>
-        <w:t>l</w:t>
-      </w:r>
-      <w:r>
-        <w:t>auteur</w:t>
-      </w:r>
-      <w:proofErr w:type="spellEnd"/>
+        <w:t xml:space="preserve"> des malentendus, plus compris selon les besoins culturels d’une époque ou d</w:t>
+      </w:r>
+      <w:r>
+        <w:t>es</w:t>
+      </w:r>
+      <w:r>
+        <w:t xml:space="preserve"> lecteur</w:t>
+      </w:r>
+      <w:r>
+        <w:t>s</w:t>
+      </w:r>
+      <w:r>
+        <w:t xml:space="preserve"> que l</w:t>
+      </w:r>
+      <w:r>
+        <w:t>a cohérence</w:t>
+      </w:r>
+      <w:r>
+        <w:t xml:space="preserve"> interne de l</w:t>
+      </w:r>
+      <w:r>
+        <w:t>’œuvre</w:t>
+      </w:r>
       <w:r>
         <w:t>. On aimerait qu’une machine statistique déterministe, et non quelque agent conversationnel dont on ne sait</w:t>
       </w:r>
@@ -104,7 +117,7 @@
         <w:t xml:space="preserve">elle </w:t>
       </w:r>
       <w:r>
-        <w:t>pourrait</w:t>
+        <w:t>devrait</w:t>
       </w:r>
       <w:r>
         <w:t xml:space="preserve"> l’être</w:t>
@@ -118,7 +131,13 @@
         <w:ind w:firstLine="708"/>
       </w:pPr>
       <w:r>
-        <w:t>La première limite a longtemps été la disponibilité des corpus dans des formats numériques structurés. Les progrès sont importants sur cet aspect, cependant les intérêts des industriels et des amateurs suffisent rarement à l’établissement d’une œuvre complète, avec les livres publiés, mais aussi les articles, qui ont autant nourri l’œuvre que l’artiste. De plus, la barrière des droits d’auteurs, scrupuleusement protégée par les éditeurs, permet difficilement de s’intéresser à des auteurs récents.</w:t>
+        <w:t xml:space="preserve">La première limite a longtemps été la disponibilité des corpus dans des formats numériques structurés. Les progrès sont importants sur cet aspect, cependant les intérêts des industriels </w:t>
+      </w:r>
+      <w:r>
+        <w:t>ou</w:t>
+      </w:r>
+      <w:r>
+        <w:t xml:space="preserve"> des amateurs suffisent rarement à l’établissement d’une œuvre complète, avec les livres publiés, mais aussi les articles, qui ont autant nourri l’œuvre que l’artiste. De plus, la barrière des droits d’auteurs, scrupuleusement protégée par les éditeurs, permet difficilement de s’intéresser à des auteurs récents.</w:t>
       </w:r>
       <w:r>
         <w:t xml:space="preserve"> Denis de Rougemont (1906</w:t>
@@ -185,19 +204,182 @@
         <w:ind w:firstLine="0"/>
       </w:pPr>
       <w:r>
-        <w:t xml:space="preserve">L’œuvre complète publiée de Denis de Rougemont recouvre 52 livres (dont </w:t>
-      </w:r>
-      <w:r>
-        <w:t>10 rééditions augmentées) et 1 077 articles. Pour le corpus numérique, ont été retenues les dernières éd</w:t>
-      </w:r>
-      <w:r>
-        <w:t>itions du vivant de l’auteur, ont aussi été écartés les textes publiés en revue et repris dans un livre. Il en résulte ??? textes (articles et chapitres).</w:t>
+        <w:t>Denis de Rougemont est</w:t>
+      </w:r>
+      <w:r>
+        <w:t xml:space="preserve"> </w:t>
+      </w:r>
+      <w:r>
+        <w:t xml:space="preserve">surtout connu pour </w:t>
+      </w:r>
+      <w:r>
+        <w:rPr>
+          <w:i/>
+          <w:iCs/>
+        </w:rPr>
+        <w:t>L’amour et l’Occident</w:t>
+      </w:r>
+      <w:r>
+        <w:t xml:space="preserve"> (1939), réédité à 2 reprise</w:t>
+      </w:r>
+      <w:r>
+        <w:t>s (1956, 1972)</w:t>
+      </w:r>
+      <w:r>
+        <w:t>,</w:t>
+      </w:r>
+      <w:r>
+        <w:t xml:space="preserve"> </w:t>
+      </w:r>
+      <w:r>
+        <w:t>le texte définitif de 1972 est disponible en poche depuis 1979</w:t>
+      </w:r>
+      <w:r>
+        <w:t xml:space="preserve">. Le livre a été traduit </w:t>
+      </w:r>
+      <w:r>
+        <w:t>dans</w:t>
+      </w:r>
+      <w:r>
+        <w:t xml:space="preserve"> 13 langues, avec parfois plusieurs traductions différentes (par exemple</w:t>
+      </w:r>
+      <w:r>
+        <w:t xml:space="preserve"> en castillan</w:t>
+      </w:r>
+      <w:r>
+        <w:t xml:space="preserve"> pour l’Espagne, l’Argentine et le Mexique), </w:t>
+      </w:r>
+      <w:r>
+        <w:t>ainsi que souvent</w:t>
+      </w:r>
+      <w:r>
+        <w:t xml:space="preserve"> </w:t>
+      </w:r>
+      <w:r>
+        <w:t>aussi,</w:t>
+      </w:r>
+      <w:r>
+        <w:t xml:space="preserve"> plusieurs rééditions (les trois </w:t>
+      </w:r>
+      <w:r>
+        <w:t>versions</w:t>
+      </w:r>
+      <w:r>
+        <w:t xml:space="preserve"> du texte</w:t>
+      </w:r>
+      <w:r>
+        <w:t xml:space="preserve"> français </w:t>
+      </w:r>
+      <w:r>
+        <w:t>sont disponibles en anglais).</w:t>
+      </w:r>
+      <w:r>
+        <w:t xml:space="preserve"> </w:t>
+      </w:r>
+      <w:r>
+        <w:t>Cependant l</w:t>
+      </w:r>
+      <w:r>
+        <w:t>’œuvre complète publiée de Denis de Rougemont recouvre 52 livres</w:t>
+      </w:r>
+      <w:r>
+        <w:t xml:space="preserve"> en tout</w:t>
+      </w:r>
+      <w:r>
+        <w:t xml:space="preserve"> (dont </w:t>
+      </w:r>
+      <w:r>
+        <w:t>10 rééditions augmentées) et 1 077 articles.</w:t>
+      </w:r>
+      <w:r>
+        <w:t xml:space="preserve"> Le succès d’un livre </w:t>
+      </w:r>
+      <w:r>
+        <w:t xml:space="preserve">peut </w:t>
+      </w:r>
+      <w:r>
+        <w:t>occulte</w:t>
+      </w:r>
+      <w:r>
+        <w:t>r</w:t>
+      </w:r>
+      <w:r>
+        <w:t xml:space="preserve"> le reste de l’œuvre, qui est pourtant nécessaire pour comprendre toute l</w:t>
+      </w:r>
+      <w:r>
+        <w:t>’intention</w:t>
+      </w:r>
+      <w:r>
+        <w:t xml:space="preserve"> de </w:t>
+      </w:r>
+      <w:r>
+        <w:rPr>
+          <w:i/>
+          <w:iCs/>
+        </w:rPr>
+        <w:t>L’amour et l’Occident</w:t>
+      </w:r>
+      <w:r>
+        <w:t>.</w:t>
       </w:r>
     </w:p>
     <w:p>
       <w:pPr>
-        <w:ind w:firstLine="0"/>
-      </w:pPr>
+        <w:ind w:firstLine="708"/>
+      </w:pPr>
+      <w:r>
+        <w:t>Tout a été</w:t>
+      </w:r>
+      <w:r>
+        <w:t xml:space="preserve"> numérique</w:t>
+      </w:r>
+      <w:r>
+        <w:t xml:space="preserve"> de cette ét</w:t>
+      </w:r>
+      <w:r>
+        <w:t>ude</w:t>
+      </w:r>
+      <w:r>
+        <w:t xml:space="preserve"> </w:t>
+      </w:r>
+      <w:r>
+        <w:t xml:space="preserve"> </w:t>
+      </w:r>
+      <w:r>
+        <w:t>retiendra</w:t>
+      </w:r>
+      <w:r>
+        <w:t xml:space="preserve"> les dernières éd</w:t>
+      </w:r>
+      <w:r>
+        <w:t>itions du vivant de l’auteur, ont aussi été écartés les textes publiés en revue et repris dans un livre. Il en résulte ??? textes (articles et chapitres).</w:t>
+      </w:r>
+    </w:p>
+    <w:p>
+      <w:pPr>
+        <w:ind w:firstLine="708"/>
+      </w:pPr>
+      <w:r>
+        <w:t xml:space="preserve">Les textes ont été lemmatisés avec </w:t>
+      </w:r>
+      <w:r>
+        <w:rPr>
+          <w:i/>
+          <w:iCs/>
+        </w:rPr>
+        <w:t>Alix</w:t>
+      </w:r>
+      <w:r>
+        <w:t>, l’application utilisée comme moteur de recherche de l’édition en ligne.</w:t>
+      </w:r>
+    </w:p>
+    <w:p>
+      <w:pPr>
+        <w:ind w:firstLine="708"/>
+      </w:pPr>
+      <w:r>
+        <w:t xml:space="preserve">Toutes les expériences décrites ici ont été </w:t>
+      </w:r>
     </w:p>
     <w:sectPr>
       <w:footerReference w:type="default" r:id="rId8"/>

--- a/docs/glorieux-variatheme-rougemont.docx
+++ b/docs/glorieux-variatheme-rougemont.docx
@@ -280,7 +280,13 @@
         <w:t>Cependant l</w:t>
       </w:r>
       <w:r>
-        <w:t>’œuvre complète publiée de Denis de Rougemont recouvre 52 livres</w:t>
+        <w:t xml:space="preserve">’œuvre complète publiée </w:t>
+      </w:r>
+      <w:r>
+        <w:t>comporte</w:t>
+      </w:r>
+      <w:r>
+        <w:t xml:space="preserve"> 52 livres</w:t>
       </w:r>
       <w:r>
         <w:t xml:space="preserve"> en tout</w:t>
@@ -334,7 +340,11 @@
         <w:t xml:space="preserve"> numérique</w:t>
       </w:r>
       <w:r>
-        <w:t xml:space="preserve"> de cette ét</w:t>
+        <w:t xml:space="preserve"> de cette </w:t>
+      </w:r>
+      <w:proofErr w:type="gramStart"/>
+      <w:r>
+        <w:t>ét</w:t>
       </w:r>
       <w:r>
         <w:t>ude</w:t>
@@ -348,6 +358,7 @@
       <w:r>
         <w:t>retiendra</w:t>
       </w:r>
+      <w:proofErr w:type="gramEnd"/>
       <w:r>
         <w:t xml:space="preserve"> les dernières éd</w:t>
       </w:r>

--- a/docs/glorieux-variatheme-rougemont.docx
+++ b/docs/glorieux-variatheme-rougemont.docx
@@ -277,13 +277,7 @@
         <w:t xml:space="preserve"> </w:t>
       </w:r>
       <w:r>
-        <w:t>Cependant l</w:t>
-      </w:r>
-      <w:r>
-        <w:t xml:space="preserve">’œuvre complète publiée </w:t>
-      </w:r>
-      <w:r>
-        <w:t>comporte</w:t>
+        <w:t>Mais ce succès peut occulter les</w:t>
       </w:r>
       <w:r>
         <w:t xml:space="preserve"> 52 livres</w:t>
@@ -292,25 +286,33 @@
         <w:t xml:space="preserve"> en tout</w:t>
       </w:r>
       <w:r>
-        <w:t xml:space="preserve"> (dont </w:t>
-      </w:r>
-      <w:r>
-        <w:t>10 rééditions augmentées) et 1 077 articles.</w:t>
-      </w:r>
-      <w:r>
-        <w:t xml:space="preserve"> Le succès d’un livre </w:t>
-      </w:r>
-      <w:r>
-        <w:t xml:space="preserve">peut </w:t>
-      </w:r>
-      <w:r>
-        <w:t>occulte</w:t>
-      </w:r>
-      <w:r>
-        <w:t>r</w:t>
-      </w:r>
-      <w:r>
-        <w:t xml:space="preserve"> le reste de l’œuvre, qui est pourtant nécessaire pour comprendre toute l</w:t>
+        <w:t xml:space="preserve"> </w:t>
+      </w:r>
+      <w:r>
+        <w:t>et 1 077 articles.</w:t>
+      </w:r>
+      <w:r>
+        <w:t xml:space="preserve"> </w:t>
+      </w:r>
+      <w:r>
+        <w:t xml:space="preserve">Et même si l’on ne s’intéresse qu’à ce seul livre, </w:t>
+      </w:r>
+      <w:r>
+        <w:t xml:space="preserve">le reste de </w:t>
+      </w:r>
+      <w:proofErr w:type="gramStart"/>
+      <w:r>
+        <w:t>l’œuvre</w:t>
+      </w:r>
+      <w:r>
+        <w:t xml:space="preserve"> </w:t>
+      </w:r>
+      <w:r>
+        <w:t>,</w:t>
+      </w:r>
+      <w:proofErr w:type="gramEnd"/>
+      <w:r>
+        <w:t xml:space="preserve"> qui est pourtant nécessaire pour comprendre toute l</w:t>
       </w:r>
       <w:r>
         <w:t>’intention</w:t>
@@ -461,13 +463,24 @@
             <w:noProof/>
           </w:rPr>
           <w:tab/>
-          <w:t xml:space="preserve">FG, </w:t>
         </w:r>
         <w:r>
           <w:rPr>
             <w:noProof/>
           </w:rPr>
-          <w:t>spécificités</w:t>
+          <w:t>Rougemont</w:t>
+        </w:r>
+        <w:r>
+          <w:rPr>
+            <w:noProof/>
+          </w:rPr>
+          <w:t xml:space="preserve">, </w:t>
+        </w:r>
+        <w:r>
+          <w:rPr>
+            <w:noProof/>
+          </w:rPr>
+          <w:t>mots thématiques</w:t>
         </w:r>
         <w:r>
           <w:rPr>

--- a/docs/glorieux-variatheme-rougemont.docx
+++ b/docs/glorieux-variatheme-rougemont.docx
@@ -111,19 +111,7 @@
         <w:t xml:space="preserve"> d’où il parle, puisse nous tracer comme une carte des mots thématiques permettant de replacer le texte que l’on lit dans son ensemble</w:t>
       </w:r>
       <w:r>
-        <w:t xml:space="preserve">. La chose semble possible, elle n’est pourtant pas commune, </w:t>
-      </w:r>
-      <w:r>
-        <w:t xml:space="preserve">elle </w:t>
-      </w:r>
-      <w:r>
-        <w:t>devrait</w:t>
-      </w:r>
-      <w:r>
-        <w:t xml:space="preserve"> l’être</w:t>
-      </w:r>
-      <w:r>
-        <w:t>.</w:t>
+        <w:t>. La chose semble possible, elle n’est pourtant pas commune.</w:t>
       </w:r>
     </w:p>
     <w:p>
@@ -144,7 +132,13 @@
       </w:r>
       <w:r>
         <w:softHyphen/>
-        <w:t>1985) bénéficie d’une édition électronique complète, au format XML-TEI, librement disponible pour a recherche</w:t>
+        <w:t xml:space="preserve">1985) bénéficie d’une édition électronique complète, au format XML-TEI, librement disponible pour </w:t>
+      </w:r>
+      <w:r>
+        <w:t>l</w:t>
+      </w:r>
+      <w:r>
+        <w:t>a recherche</w:t>
       </w:r>
       <w:r>
         <w:rPr>
@@ -161,7 +155,13 @@
         <w:ind w:firstLine="708"/>
       </w:pPr>
       <w:r>
-        <w:t>Sur ce corpus, cet article va évaluer différentes formules de spécificité de la famille TF-IDF pour extraire les mots thématiques de chaque texte. Seront ensuite évaluées différent</w:t>
+        <w:t>Sur ce corpus, cet article va évaluer différentes formules de spécificité</w:t>
+      </w:r>
+      <w:r>
+        <w:t>s</w:t>
+      </w:r>
+      <w:r>
+        <w:t xml:space="preserve"> pour extraire les mots thématiques de chaque texte. Seront ensuite évaluées différent</w:t>
       </w:r>
       <w:r>
         <w:t>s algorithmes</w:t>
@@ -196,7 +196,13 @@
         <w:pStyle w:val="Heading1"/>
       </w:pPr>
       <w:r>
-        <w:t>§1 Le corpus</w:t>
+        <w:t>§1</w:t>
+      </w:r>
+      <w:r>
+        <w:t>.</w:t>
+      </w:r>
+      <w:r>
+        <w:t xml:space="preserve"> Le corpus</w:t>
       </w:r>
     </w:p>
     <w:p>
@@ -220,10 +226,19 @@
         <w:t>L’amour et l’Occident</w:t>
       </w:r>
       <w:r>
-        <w:t xml:space="preserve"> (1939), réédité à 2 reprise</w:t>
-      </w:r>
-      <w:r>
-        <w:t>s (1956, 1972)</w:t>
+        <w:t xml:space="preserve"> (1939)</w:t>
+      </w:r>
+      <w:r>
+        <w:t>. Le titre a été</w:t>
+      </w:r>
+      <w:r>
+        <w:t xml:space="preserve"> réédité </w:t>
+      </w:r>
+      <w:r>
+        <w:t>2 fois</w:t>
+      </w:r>
+      <w:r>
+        <w:t xml:space="preserve"> (1956, 1972)</w:t>
       </w:r>
       <w:r>
         <w:t>,</w:t>
@@ -232,10 +247,25 @@
         <w:t xml:space="preserve"> </w:t>
       </w:r>
       <w:r>
-        <w:t>le texte définitif de 1972 est disponible en poche depuis 1979</w:t>
-      </w:r>
-      <w:r>
-        <w:t xml:space="preserve">. Le livre a été traduit </w:t>
+        <w:t>il</w:t>
+      </w:r>
+      <w:r>
+        <w:t xml:space="preserve"> est disponible en poche depuis 1979</w:t>
+      </w:r>
+      <w:r>
+        <w:t xml:space="preserve">. </w:t>
+      </w:r>
+      <w:r>
+        <w:t>Il</w:t>
+      </w:r>
+      <w:r>
+        <w:t xml:space="preserve"> a</w:t>
+      </w:r>
+      <w:r>
+        <w:t xml:space="preserve"> aussi</w:t>
+      </w:r>
+      <w:r>
+        <w:t xml:space="preserve"> été traduit </w:t>
       </w:r>
       <w:r>
         <w:t>dans</w:t>
@@ -250,75 +280,49 @@
         <w:t xml:space="preserve"> pour l’Espagne, l’Argentine et le Mexique), </w:t>
       </w:r>
       <w:r>
-        <w:t>ainsi que souvent</w:t>
+        <w:t>ainsi que</w:t>
+      </w:r>
+      <w:r>
+        <w:t xml:space="preserve"> plusieurs rééditions (les trois </w:t>
+      </w:r>
+      <w:r>
+        <w:t>versions</w:t>
+      </w:r>
+      <w:r>
+        <w:t xml:space="preserve"> du texte</w:t>
+      </w:r>
+      <w:r>
+        <w:t xml:space="preserve"> français </w:t>
+      </w:r>
+      <w:r>
+        <w:t>sont disponibles en anglais).</w:t>
       </w:r>
       <w:r>
         <w:t xml:space="preserve"> </w:t>
       </w:r>
       <w:r>
-        <w:t>aussi,</w:t>
-      </w:r>
-      <w:r>
-        <w:t xml:space="preserve"> plusieurs rééditions (les trois </w:t>
-      </w:r>
-      <w:r>
-        <w:t>versions</w:t>
-      </w:r>
-      <w:r>
-        <w:t xml:space="preserve"> du texte</w:t>
-      </w:r>
-      <w:r>
-        <w:t xml:space="preserve"> français </w:t>
-      </w:r>
-      <w:r>
-        <w:t>sont disponibles en anglais).</w:t>
+        <w:t>Mais ce succès peut occulter les</w:t>
+      </w:r>
+      <w:r>
+        <w:t xml:space="preserve"> 52 livres</w:t>
+      </w:r>
+      <w:r>
+        <w:t xml:space="preserve"> en tout</w:t>
       </w:r>
       <w:r>
         <w:t xml:space="preserve"> </w:t>
       </w:r>
       <w:r>
-        <w:t>Mais ce succès peut occulter les</w:t>
-      </w:r>
-      <w:r>
-        <w:t xml:space="preserve"> 52 livres</w:t>
-      </w:r>
-      <w:r>
-        <w:t xml:space="preserve"> en tout</w:t>
+        <w:t>et</w:t>
+      </w:r>
+      <w:r>
+        <w:t xml:space="preserve"> les</w:t>
+      </w:r>
+      <w:r>
+        <w:t xml:space="preserve"> 1 077 articles.</w:t>
       </w:r>
       <w:r>
         <w:t xml:space="preserve"> </w:t>
-      </w:r>
-      <w:r>
-        <w:t>et 1 077 articles.</w:t>
-      </w:r>
-      <w:r>
-        <w:t xml:space="preserve"> </w:t>
-      </w:r>
-      <w:r>
-        <w:t xml:space="preserve">Et même si l’on ne s’intéresse qu’à ce seul livre, </w:t>
-      </w:r>
-      <w:r>
-        <w:t xml:space="preserve">le reste de </w:t>
-      </w:r>
-      <w:proofErr w:type="gramStart"/>
-      <w:r>
-        <w:t>l’œuvre</w:t>
-      </w:r>
-      <w:r>
-        <w:t xml:space="preserve"> </w:t>
-      </w:r>
-      <w:r>
-        <w:t>,</w:t>
-      </w:r>
-      <w:proofErr w:type="gramEnd"/>
-      <w:r>
-        <w:t xml:space="preserve"> qui est pourtant nécessaire pour comprendre toute l</w:t>
-      </w:r>
-      <w:r>
-        <w:t>’intention</w:t>
-      </w:r>
-      <w:r>
-        <w:t xml:space="preserve"> de </w:t>
       </w:r>
       <w:r>
         <w:rPr>
@@ -328,7 +332,10 @@
         <w:t>L’amour et l’Occident</w:t>
       </w:r>
       <w:r>
-        <w:t>.</w:t>
+        <w:t xml:space="preserve"> </w:t>
+      </w:r>
+      <w:r>
+        <w:t>servira de guide et d’évaluation pour le perfectionnement des formules.</w:t>
       </w:r>
     </w:p>
     <w:p>
@@ -336,36 +343,134 @@
         <w:ind w:firstLine="708"/>
       </w:pPr>
       <w:r>
-        <w:t>Tout a été</w:t>
-      </w:r>
-      <w:r>
-        <w:t xml:space="preserve"> numérique</w:t>
-      </w:r>
-      <w:r>
-        <w:t xml:space="preserve"> de cette </w:t>
-      </w:r>
-      <w:proofErr w:type="gramStart"/>
-      <w:r>
-        <w:t>ét</w:t>
-      </w:r>
-      <w:r>
-        <w:t>ude</w:t>
+        <w:t>Faut-il supprimer les rééditions ? Il est facile de mesurer automatiquement la distance entre 2 textes par le nombre de mots qu’ils partagent</w:t>
+      </w:r>
+      <w:r>
+        <w:t xml:space="preserve">, </w:t>
+      </w:r>
+      <w:r>
+        <w:t>mais il est délicat de choisir les textes à exclure ou conserver</w:t>
+      </w:r>
+      <w:r>
+        <w:t xml:space="preserve">. Soit par exemple un article de 1928, </w:t>
+      </w:r>
+      <w:r>
+        <w:rPr>
+          <w:i/>
+          <w:iCs/>
+        </w:rPr>
+        <w:t>Miroirs, ou Comment on perd Eurydice et soi-même</w:t>
+      </w:r>
+      <w:r>
+        <w:rPr>
+          <w:rStyle w:val="FootnoteReference"/>
+          <w:i/>
+          <w:iCs/>
+        </w:rPr>
+        <w:footnoteReference w:id="2"/>
+      </w:r>
+      <w:r>
+        <w:t xml:space="preserve">, repris </w:t>
+      </w:r>
+      <w:r>
+        <w:t xml:space="preserve">20 ans plus tard </w:t>
+      </w:r>
+      <w:r>
+        <w:t>comme un</w:t>
+      </w:r>
+      <w:r>
+        <w:t xml:space="preserve"> chapitre d</w:t>
+      </w:r>
+      <w:r>
+        <w:t>e</w:t>
       </w:r>
       <w:r>
         <w:t xml:space="preserve"> </w:t>
       </w:r>
       <w:r>
+        <w:rPr>
+          <w:i/>
+          <w:iCs/>
+        </w:rPr>
+        <w:t>Doctrine fabuleuse</w:t>
+      </w:r>
+      <w:r>
+        <w:rPr>
+          <w:rStyle w:val="FootnoteReference"/>
+          <w:i/>
+          <w:iCs/>
+        </w:rPr>
+        <w:footnoteReference w:id="3"/>
+      </w:r>
+      <w:r>
         <w:t xml:space="preserve"> </w:t>
       </w:r>
       <w:r>
-        <w:t>retiendra</w:t>
-      </w:r>
-      <w:proofErr w:type="gramEnd"/>
-      <w:r>
-        <w:t xml:space="preserve"> les dernières éd</w:t>
-      </w:r>
-      <w:r>
-        <w:t>itions du vivant de l’auteur, ont aussi été écartés les textes publiés en revue et repris dans un livre. Il en résulte ??? textes (articles et chapitres).</w:t>
+        <w:lastRenderedPageBreak/>
+        <w:t>(1947)</w:t>
+      </w:r>
+      <w:r>
+        <w:t>.</w:t>
+      </w:r>
+      <w:r>
+        <w:t xml:space="preserve"> 10% des mots ont été modifiés. Le propos reste </w:t>
+      </w:r>
+      <w:r>
+        <w:t>très similaire, mais doit on considérer que l’idée date de</w:t>
+      </w:r>
+      <w:r>
+        <w:t xml:space="preserve"> sa création en</w:t>
+      </w:r>
+      <w:r>
+        <w:t xml:space="preserve"> 1928, ou de</w:t>
+      </w:r>
+      <w:r>
+        <w:t xml:space="preserve"> sa publication en livre en</w:t>
+      </w:r>
+      <w:r>
+        <w:t xml:space="preserve"> 1947 ?</w:t>
+      </w:r>
+      <w:r>
+        <w:t xml:space="preserve"> </w:t>
+      </w:r>
+      <w:r>
+        <w:t>Quand on rentre dans l’atelier d’un écrivain du XX</w:t>
+      </w:r>
+      <w:r>
+        <w:rPr>
+          <w:vertAlign w:val="superscript"/>
+        </w:rPr>
+        <w:t>e</w:t>
+      </w:r>
+      <w:r>
+        <w:t xml:space="preserve"> siècle, et d’avant Internet, on mesure comment les revues s’ignorent les unes les autres, comment elles s’oublient, si bien que par besoin matériel, ou obsession intellectuelle, l’auteur peut revenir sur un texte qu’on lui demande, qui s’impose</w:t>
+      </w:r>
+      <w:r>
+        <w:t xml:space="preserve"> dans un livre, </w:t>
+      </w:r>
+      <w:r>
+        <w:t xml:space="preserve">sans qu’on puisse </w:t>
+      </w:r>
+      <w:r>
+        <w:t xml:space="preserve">choisir </w:t>
+      </w:r>
+      <w:r>
+        <w:t>le</w:t>
+      </w:r>
+      <w:r>
+        <w:t xml:space="preserve"> texte à conserver</w:t>
+      </w:r>
+      <w:r>
+        <w:t xml:space="preserve"> (</w:t>
+      </w:r>
+      <w:r>
+        <w:t>par un critère automatisable</w:t>
+      </w:r>
+      <w:r>
+        <w:t>)</w:t>
+      </w:r>
+      <w:r>
+        <w:t>. Donc, le corpus numérique garde tout, et même des inédits manuscrits.</w:t>
       </w:r>
     </w:p>
     <w:p>
@@ -373,7 +478,10 @@
         <w:ind w:firstLine="708"/>
       </w:pPr>
       <w:r>
-        <w:t xml:space="preserve">Les textes ont été lemmatisés avec </w:t>
+        <w:t>Il en résulte</w:t>
+      </w:r>
+      <w:r>
+        <w:t xml:space="preserve"> 1844 textes (articles et chapitres), lemmatisés avec </w:t>
       </w:r>
       <w:r>
         <w:rPr>
@@ -383,15 +491,443 @@
         <w:t>Alix</w:t>
       </w:r>
       <w:r>
-        <w:t>, l’application utilisée comme moteur de recherche de l’édition en ligne.</w:t>
+        <w:rPr>
+          <w:rStyle w:val="FootnoteReference"/>
+          <w:i/>
+          <w:iCs/>
+        </w:rPr>
+        <w:footnoteReference w:id="4"/>
+      </w:r>
+      <w:r>
+        <w:t>, l’application utilisée comme moteur de recherche de l’édition en ligne. Toutes les données et le code sont téléchargeables librement</w:t>
+      </w:r>
+      <w:r>
+        <w:rPr>
+          <w:rStyle w:val="FootnoteReference"/>
+        </w:rPr>
+        <w:footnoteReference w:id="5"/>
+      </w:r>
+      <w:r>
+        <w:t>, permettant à qui le souhaite de reproduire les expériences et contester les résultats.</w:t>
       </w:r>
     </w:p>
     <w:p>
       <w:pPr>
-        <w:ind w:firstLine="708"/>
-      </w:pPr>
-      <w:r>
-        <w:t xml:space="preserve">Toutes les expériences décrites ici ont été </w:t>
+        <w:pStyle w:val="Heading1"/>
+      </w:pPr>
+      <w:r>
+        <w:t>§2. Fréquences brutes</w:t>
+      </w:r>
+      <w:r>
+        <w:t xml:space="preserve"> et spécificités</w:t>
+      </w:r>
+    </w:p>
+    <w:p>
+      <w:pPr>
+        <w:ind w:firstLine="0"/>
+      </w:pPr>
+      <w:r>
+        <w:t>Les 20 mots non-grammaticaux les plus fréquents d’</w:t>
+      </w:r>
+      <w:r>
+        <w:rPr>
+          <w:i/>
+          <w:iCs/>
+        </w:rPr>
+        <w:t>Amour et Occident (1972)</w:t>
+      </w:r>
+      <w:r>
+        <w:t xml:space="preserve"> sont :</w:t>
+      </w:r>
+    </w:p>
+    <w:p>
+      <w:pPr>
+        <w:pStyle w:val="keywords"/>
+      </w:pPr>
+      <w:r>
+        <w:t xml:space="preserve">Amour, passion, </w:t>
+      </w:r>
+      <w:r>
+        <w:rPr>
+          <w:b/>
+          <w:bCs/>
+        </w:rPr>
+        <w:t>dire</w:t>
+      </w:r>
+      <w:r>
+        <w:t>, mythe</w:t>
+      </w:r>
+      <w:r>
+        <w:t>,</w:t>
+      </w:r>
+      <w:r>
+        <w:t xml:space="preserve"> mystique, </w:t>
+      </w:r>
+      <w:r>
+        <w:rPr>
+          <w:b/>
+          <w:bCs/>
+        </w:rPr>
+        <w:t>vie</w:t>
+      </w:r>
+      <w:r>
+        <w:t xml:space="preserve">, </w:t>
+      </w:r>
+      <w:r>
+        <w:rPr>
+          <w:b/>
+          <w:bCs/>
+        </w:rPr>
+        <w:t>savoir</w:t>
+      </w:r>
+      <w:r>
+        <w:t xml:space="preserve">, </w:t>
+      </w:r>
+      <w:r>
+        <w:rPr>
+          <w:b/>
+          <w:bCs/>
+        </w:rPr>
+        <w:t>homme</w:t>
+      </w:r>
+      <w:r>
+        <w:t xml:space="preserve">, aimer, </w:t>
+      </w:r>
+      <w:r>
+        <w:rPr>
+          <w:b/>
+          <w:bCs/>
+        </w:rPr>
+        <w:t>siècle</w:t>
+      </w:r>
+      <w:r>
+        <w:t xml:space="preserve">, mort, troubadour, courtois, mariage, femme, désir, </w:t>
+      </w:r>
+      <w:r>
+        <w:rPr>
+          <w:b/>
+          <w:bCs/>
+        </w:rPr>
+        <w:t>premier</w:t>
+      </w:r>
+      <w:r>
+        <w:t xml:space="preserve">, </w:t>
+      </w:r>
+      <w:r>
+        <w:rPr>
+          <w:b/>
+          <w:bCs/>
+        </w:rPr>
+        <w:t>trouver</w:t>
+      </w:r>
+      <w:r>
+        <w:t xml:space="preserve">, </w:t>
+      </w:r>
+      <w:r>
+        <w:rPr>
+          <w:b/>
+          <w:bCs/>
+        </w:rPr>
+        <w:t>sens</w:t>
+      </w:r>
+      <w:r>
+        <w:t xml:space="preserve">, </w:t>
+      </w:r>
+      <w:r>
+        <w:rPr>
+          <w:b/>
+          <w:bCs/>
+        </w:rPr>
+        <w:t>venir</w:t>
+      </w:r>
+      <w:r>
+        <w:t>…</w:t>
+      </w:r>
+    </w:p>
+    <w:p>
+      <w:pPr>
+        <w:ind w:firstLine="0"/>
+      </w:pPr>
+      <w:r>
+        <w:t>Ceux de toute l’œuvre sont plutôt :</w:t>
+      </w:r>
+    </w:p>
+    <w:p>
+      <w:pPr>
+        <w:pStyle w:val="keywords"/>
+      </w:pPr>
+      <w:r>
+        <w:rPr>
+          <w:b/>
+          <w:bCs/>
+        </w:rPr>
+        <w:t>Dire</w:t>
+      </w:r>
+      <w:r>
+        <w:t xml:space="preserve">, </w:t>
+      </w:r>
+      <w:r>
+        <w:rPr>
+          <w:b/>
+          <w:bCs/>
+        </w:rPr>
+        <w:t>homme</w:t>
+      </w:r>
+      <w:r>
+        <w:t xml:space="preserve">, </w:t>
+      </w:r>
+      <w:r>
+        <w:rPr>
+          <w:b/>
+          <w:bCs/>
+        </w:rPr>
+        <w:t>savoir</w:t>
+      </w:r>
+      <w:r>
+        <w:t>, politique</w:t>
+      </w:r>
+      <w:r>
+        <w:t>,</w:t>
+      </w:r>
+      <w:r>
+        <w:t xml:space="preserve"> monde, </w:t>
+      </w:r>
+      <w:r>
+        <w:rPr>
+          <w:b/>
+          <w:bCs/>
+        </w:rPr>
+        <w:t>vie</w:t>
+      </w:r>
+      <w:r>
+        <w:t xml:space="preserve">, européen, </w:t>
+      </w:r>
+      <w:r>
+        <w:rPr>
+          <w:b/>
+          <w:bCs/>
+        </w:rPr>
+        <w:t>siècle</w:t>
+      </w:r>
+      <w:r>
+        <w:t xml:space="preserve">, </w:t>
+      </w:r>
+      <w:r>
+        <w:rPr>
+          <w:b/>
+          <w:bCs/>
+        </w:rPr>
+        <w:t>venir</w:t>
+      </w:r>
+      <w:r>
+        <w:t xml:space="preserve">, croire, </w:t>
+      </w:r>
+      <w:r>
+        <w:rPr>
+          <w:b/>
+          <w:bCs/>
+        </w:rPr>
+        <w:t>sens</w:t>
+      </w:r>
+      <w:r>
+        <w:t xml:space="preserve">, </w:t>
+      </w:r>
+      <w:r>
+        <w:rPr>
+          <w:b/>
+          <w:bCs/>
+        </w:rPr>
+        <w:t>premier</w:t>
+      </w:r>
+      <w:r>
+        <w:t xml:space="preserve">, esprit, culture, donner, parler, fait, temps, </w:t>
+      </w:r>
+      <w:r>
+        <w:rPr>
+          <w:b/>
+          <w:bCs/>
+        </w:rPr>
+        <w:t>trouver</w:t>
+      </w:r>
+      <w:r>
+        <w:t>, pays…</w:t>
+      </w:r>
+    </w:p>
+    <w:p>
+      <w:pPr>
+        <w:ind w:firstLine="0"/>
+      </w:pPr>
+      <w:r>
+        <w:t>Remarquons deux choses.</w:t>
+      </w:r>
+      <w:r>
+        <w:t xml:space="preserve"> L</w:t>
+      </w:r>
+      <w:r>
+        <w:t>a liste</w:t>
+      </w:r>
+      <w:r>
+        <w:t xml:space="preserve"> des mots fréquents</w:t>
+      </w:r>
+      <w:r>
+        <w:t xml:space="preserve"> pour toute l’œuvre</w:t>
+      </w:r>
+      <w:r>
+        <w:t xml:space="preserve"> comporte beaucoup de mots peu</w:t>
+      </w:r>
+      <w:r>
+        <w:t xml:space="preserve"> thématiques</w:t>
+      </w:r>
+      <w:r>
+        <w:t xml:space="preserve"> comme </w:t>
+      </w:r>
+      <w:r>
+        <w:rPr>
+          <w:i/>
+          <w:iCs/>
+        </w:rPr>
+        <w:t>dire, savoir, venir, croire</w:t>
+      </w:r>
+      <w:r>
+        <w:t xml:space="preserve">… ; l’œuvre </w:t>
+      </w:r>
+      <w:r>
+        <w:t>semble plutôt parle</w:t>
+      </w:r>
+      <w:r>
+        <w:t>r</w:t>
+      </w:r>
+      <w:r>
+        <w:t xml:space="preserve"> de : </w:t>
+      </w:r>
+      <w:r>
+        <w:rPr>
+          <w:i/>
+          <w:iCs/>
+        </w:rPr>
+        <w:t>politique, monde</w:t>
+      </w:r>
+      <w:r>
+        <w:rPr>
+          <w:i/>
+          <w:iCs/>
+        </w:rPr>
+        <w:t>,</w:t>
+      </w:r>
+      <w:r>
+        <w:rPr>
+          <w:i/>
+          <w:iCs/>
+        </w:rPr>
+        <w:t xml:space="preserve"> européen, culture</w:t>
+      </w:r>
+      <w:r>
+        <w:t>… ; mais pas spécialement d’amour.</w:t>
+      </w:r>
+      <w:r>
+        <w:t xml:space="preserve"> La liste </w:t>
+      </w:r>
+      <w:r>
+        <w:t xml:space="preserve">pour </w:t>
+      </w:r>
+      <w:r>
+        <w:rPr>
+          <w:i/>
+          <w:iCs/>
+        </w:rPr>
+        <w:t>L’amour et Occident</w:t>
+      </w:r>
+      <w:r>
+        <w:t xml:space="preserve"> comporte beaucoup de m</w:t>
+      </w:r>
+      <w:r>
+        <w:t xml:space="preserve">ots en commun </w:t>
+      </w:r>
+      <w:r>
+        <w:t>avec le reste de l’œuvre</w:t>
+      </w:r>
+      <w:r>
+        <w:t xml:space="preserve">, comme </w:t>
+      </w:r>
+      <w:r>
+        <w:rPr>
+          <w:i/>
+          <w:iCs/>
+        </w:rPr>
+        <w:t>dire</w:t>
+      </w:r>
+      <w:r>
+        <w:rPr>
+          <w:i/>
+          <w:iCs/>
+        </w:rPr>
+        <w:t>,</w:t>
+      </w:r>
+      <w:r>
+        <w:rPr>
+          <w:i/>
+          <w:iCs/>
+        </w:rPr>
+        <w:t xml:space="preserve"> hom</w:t>
+      </w:r>
+      <w:r>
+        <w:rPr>
+          <w:i/>
+          <w:iCs/>
+        </w:rPr>
+        <w:t>m</w:t>
+      </w:r>
+      <w:r>
+        <w:rPr>
+          <w:i/>
+          <w:iCs/>
+        </w:rPr>
+        <w:t>e</w:t>
+      </w:r>
+      <w:r>
+        <w:rPr>
+          <w:i/>
+          <w:iCs/>
+        </w:rPr>
+        <w:t>, siècle, premier, trouver, sens, venir</w:t>
+      </w:r>
+      <w:r>
+        <w:t> ;</w:t>
+      </w:r>
+      <w:r>
+        <w:t xml:space="preserve"> </w:t>
+      </w:r>
+      <w:r>
+        <w:t>ces mots s</w:t>
+      </w:r>
+      <w:r>
+        <w:t>ont faiblement thématiques</w:t>
+      </w:r>
+      <w:r>
+        <w:t xml:space="preserve">. Le thème du livre semble beaucoup plus attaché au mots </w:t>
+      </w:r>
+      <w:r>
+        <w:rPr>
+          <w:i/>
+          <w:iCs/>
+        </w:rPr>
+        <w:t>amour, passion, mythe, mystique…</w:t>
+      </w:r>
+    </w:p>
+    <w:p>
+      <w:pPr>
+        <w:ind w:firstLine="0"/>
+      </w:pPr>
+    </w:p>
+    <w:p>
+      <w:pPr>
+        <w:ind w:firstLine="0"/>
+      </w:pPr>
+      <w:r>
+        <w:t xml:space="preserve">Ce problème est connu depuis longtemps, beaucoup de formules statistiques ont été proposées </w:t>
+      </w:r>
+      <w:r>
+        <w:t xml:space="preserve">pour contourner cet inconvénient. </w:t>
       </w:r>
     </w:p>
     <w:sectPr>
@@ -590,6 +1126,129 @@
             <w:rStyle w:val="Hyperlink"/>
           </w:rPr>
           <w:t>https://github.com/eRougemont</w:t>
+        </w:r>
+      </w:hyperlink>
+      <w:r>
+        <w:t xml:space="preserve"> </w:t>
+      </w:r>
+    </w:p>
+  </w:footnote>
+  <w:footnote w:id="2">
+    <w:p>
+      <w:pPr>
+        <w:pStyle w:val="FootnoteText"/>
+      </w:pPr>
+      <w:r>
+        <w:rPr>
+          <w:rStyle w:val="FootnoteReference"/>
+        </w:rPr>
+        <w:footnoteRef/>
+      </w:r>
+      <w:r>
+        <w:t xml:space="preserve"> </w:t>
+      </w:r>
+      <w:r>
+        <w:t xml:space="preserve">Rougemont, D. de. (1928). Miroirs, ou Comment on perd Eurydice et soi-même. </w:t>
+      </w:r>
+      <w:r>
+        <w:rPr>
+          <w:i/>
+          <w:iCs/>
+        </w:rPr>
+        <w:t>Cahiers de l’Anglore</w:t>
+      </w:r>
+      <w:r>
+        <w:t>, 37</w:t>
+      </w:r>
+      <w:r>
+        <w:noBreakHyphen/>
+        <w:t>42.</w:t>
+      </w:r>
+    </w:p>
+  </w:footnote>
+  <w:footnote w:id="3">
+    <w:p>
+      <w:pPr>
+        <w:pStyle w:val="FootnoteText"/>
+      </w:pPr>
+      <w:r>
+        <w:rPr>
+          <w:rStyle w:val="FootnoteReference"/>
+        </w:rPr>
+        <w:footnoteRef/>
+      </w:r>
+      <w:r>
+        <w:t xml:space="preserve"> </w:t>
+      </w:r>
+      <w:r>
+        <w:t xml:space="preserve">Rougemont, D. de. (1947). Miroirs, ou Comment on perd Eurydice et soi-même. In </w:t>
+      </w:r>
+      <w:r>
+        <w:rPr>
+          <w:i/>
+          <w:iCs/>
+        </w:rPr>
+        <w:t>Doctrine fabuleuse</w:t>
+      </w:r>
+      <w:r>
+        <w:t xml:space="preserve"> (p. 45</w:t>
+      </w:r>
+      <w:r>
+        <w:noBreakHyphen/>
+        <w:t>49). Ides et Calendes.</w:t>
+      </w:r>
+      <w:r>
+        <w:t xml:space="preserve"> </w:t>
+      </w:r>
+    </w:p>
+  </w:footnote>
+  <w:footnote w:id="4">
+    <w:p>
+      <w:pPr>
+        <w:pStyle w:val="FootnoteText"/>
+      </w:pPr>
+      <w:r>
+        <w:rPr>
+          <w:rStyle w:val="FootnoteReference"/>
+        </w:rPr>
+        <w:footnoteRef/>
+      </w:r>
+      <w:r>
+        <w:t xml:space="preserve"> </w:t>
+      </w:r>
+      <w:hyperlink r:id="rId2" w:history="1">
+        <w:r>
+          <w:rPr>
+            <w:rStyle w:val="Hyperlink"/>
+          </w:rPr>
+          <w:t>https://github.com/oeuvres/alix/</w:t>
+        </w:r>
+      </w:hyperlink>
+      <w:r>
+        <w:t xml:space="preserve"> </w:t>
+      </w:r>
+    </w:p>
+  </w:footnote>
+  <w:footnote w:id="5">
+    <w:p>
+      <w:pPr>
+        <w:pStyle w:val="FootnoteText"/>
+      </w:pPr>
+      <w:r>
+        <w:rPr>
+          <w:rStyle w:val="FootnoteReference"/>
+        </w:rPr>
+        <w:footnoteRef/>
+      </w:r>
+      <w:r>
+        <w:t xml:space="preserve"> </w:t>
+      </w:r>
+      <w:hyperlink r:id="rId3" w:history="1">
+        <w:r>
+          <w:rPr>
+            <w:rStyle w:val="Hyperlink"/>
+          </w:rPr>
+          <w:t>https://github.com/glorieux-f/exp-variatheme</w:t>
         </w:r>
       </w:hyperlink>
       <w:r>
@@ -1563,7 +2222,6 @@
   <w:style w:type="character" w:default="1" w:styleId="DefaultParagraphFont">
     <w:name w:val="Default Paragraph Font"/>
     <w:uiPriority w:val="1"/>
-    <w:semiHidden/>
     <w:unhideWhenUsed/>
   </w:style>
   <w:style w:type="table" w:default="1" w:styleId="TableNormal">
@@ -2070,9 +2728,9 @@
     <w:name w:val="keywords"/>
     <w:basedOn w:val="Normal"/>
     <w:qFormat/>
-    <w:rsid w:val="002D6321"/>
+    <w:rsid w:val="00E02F4E"/>
     <w:pPr>
-      <w:ind w:left="567" w:hanging="567"/>
+      <w:ind w:left="284" w:firstLine="0"/>
       <w:jc w:val="left"/>
     </w:pPr>
   </w:style>

--- a/docs/glorieux-variatheme-rougemont.docx
+++ b/docs/glorieux-variatheme-rougemont.docx
@@ -516,10 +516,16 @@
         <w:pStyle w:val="Heading1"/>
       </w:pPr>
       <w:r>
-        <w:t>§2. Fréquences brutes</w:t>
-      </w:r>
-      <w:r>
-        <w:t xml:space="preserve"> et spécificités</w:t>
+        <w:t xml:space="preserve">§2. </w:t>
+      </w:r>
+      <w:r>
+        <w:t>S</w:t>
+      </w:r>
+      <w:r>
+        <w:t>pécificités</w:t>
+      </w:r>
+      <w:r>
+        <w:t xml:space="preserve"> agrégées</w:t>
       </w:r>
     </w:p>
     <w:p>
@@ -927,7 +933,13 @@
         <w:t xml:space="preserve">Ce problème est connu depuis longtemps, beaucoup de formules statistiques ont été proposées </w:t>
       </w:r>
       <w:r>
-        <w:t xml:space="preserve">pour contourner cet inconvénient. </w:t>
+        <w:t>pour contourner cet inconvénient</w:t>
+      </w:r>
+      <w:r>
+        <w:t xml:space="preserve"> et déprécier les mots trop communs par ailleurs.</w:t>
+      </w:r>
+      <w:r>
+        <w:t xml:space="preserve"> Le problème est similaire </w:t>
       </w:r>
     </w:p>
     <w:sectPr>
@@ -1155,8 +1167,17 @@
           <w:i/>
           <w:iCs/>
         </w:rPr>
-        <w:t>Cahiers de l’Anglore</w:t>
-      </w:r>
+        <w:t>Cahiers de l’</w:t>
+      </w:r>
+      <w:proofErr w:type="spellStart"/>
+      <w:r>
+        <w:rPr>
+          <w:i/>
+          <w:iCs/>
+        </w:rPr>
+        <w:t>Anglore</w:t>
+      </w:r>
+      <w:proofErr w:type="spellEnd"/>
       <w:r>
         <w:t>, 37</w:t>
       </w:r>

--- a/docs/glorieux-variatheme-rougemont.docx
+++ b/docs/glorieux-variatheme-rougemont.docx
@@ -481,7 +481,13 @@
         <w:t>Il en résulte</w:t>
       </w:r>
       <w:r>
-        <w:t xml:space="preserve"> 1844 textes (articles et chapitres), lemmatisés avec </w:t>
+        <w:t xml:space="preserve"> 1844 textes (articles et chapitres),</w:t>
+      </w:r>
+      <w:r>
+        <w:t xml:space="preserve"> 4,4 millions de mots</w:t>
+      </w:r>
+      <w:r>
+        <w:t xml:space="preserve"> lemmatisés avec </w:t>
       </w:r>
       <w:r>
         <w:rPr>
